--- a/06-学生侧材料/讲义/_数学工具/第6讲：量纲、数量级与估算——算之前先知道答案长什么样（学生打印版）.docx
+++ b/06-学生侧材料/讲义/_数学工具/第6讲：量纲、数量级与估算——算之前先知道答案长什么样（学生打印版）.docx
@@ -2,7 +2,7 @@
 <file path=word/document.xml><?xml version="1.0" encoding="utf-8"?>
 <w:document xmlns:w="http://schemas.openxmlformats.org/wordprocessingml/2006/main" xmlns:m="http://schemas.openxmlformats.org/officeDocument/2006/math" xmlns:r="http://schemas.openxmlformats.org/officeDocument/2006/relationships" xmlns:o="urn:schemas-microsoft-com:office:office" xmlns:v="urn:schemas-microsoft-com:vml" xmlns:w10="urn:schemas-microsoft-com:office:word" xmlns:a="http://schemas.openxmlformats.org/drawingml/2006/main" xmlns:pic="http://schemas.openxmlformats.org/drawingml/2006/picture" xmlns:wp="http://schemas.openxmlformats.org/drawingml/2006/wordprocessingDrawing">
   <w:body>
-    <w:bookmarkStart w:id="51" w:name="第6讲量纲数量级与估算算之前先知道答案长什么样"/>
+    <w:bookmarkStart w:id="51" w:name="数学工具-第6讲-量纲数量级与估算"/>
     <w:p>
       <w:pPr>
         <w:pStyle w:val="Heading1"/>
@@ -13,6 +13,18 @@
         <w:rPr>
           <w:rFonts w:hint="eastAsia" w:ascii="Times New Roman" w:hAnsi="Times New Roman" w:eastAsia="SimHei" w:cs="Times New Roman"/>
         </w:rPr>
+        <w:t>数学工具</w:t>
+      </w:r>
+      <w:r>
+        <w:rPr>
+          <w:rFonts w:hint="eastAsia" w:ascii="Times New Roman" w:hAnsi="Times New Roman" w:eastAsia="Times New Roman" w:cs="Times New Roman"/>
+        </w:rPr>
+        <w:t>-</w:t>
+      </w:r>
+      <w:r>
+        <w:rPr>
+          <w:rFonts w:hint="eastAsia" w:ascii="Times New Roman" w:hAnsi="Times New Roman" w:eastAsia="SimHei" w:cs="Times New Roman"/>
+        </w:rPr>
         <w:t>第</w:t>
       </w:r>
       <w:r>
@@ -31,37 +43,13 @@
         <w:rPr>
           <w:rFonts w:hint="eastAsia" w:ascii="Times New Roman" w:hAnsi="Times New Roman" w:eastAsia="Times New Roman" w:cs="Times New Roman"/>
         </w:rPr>
-        <w:t>：</w:t>
+        <w:t>-</w:t>
       </w:r>
       <w:r>
         <w:rPr>
           <w:rFonts w:hint="eastAsia" w:ascii="Times New Roman" w:hAnsi="Times New Roman" w:eastAsia="SimHei" w:cs="Times New Roman"/>
         </w:rPr>
-        <w:t>量纲</w:t>
-      </w:r>
-      <w:r>
-        <w:rPr>
-          <w:rFonts w:hint="eastAsia" w:ascii="Times New Roman" w:hAnsi="Times New Roman" w:eastAsia="Times New Roman" w:cs="Times New Roman"/>
-        </w:rPr>
-        <w:t>、</w:t>
-      </w:r>
-      <w:r>
-        <w:rPr>
-          <w:rFonts w:hint="eastAsia" w:ascii="Times New Roman" w:hAnsi="Times New Roman" w:eastAsia="SimHei" w:cs="Times New Roman"/>
-        </w:rPr>
-        <w:t>数量级与估算</w:t>
-      </w:r>
-      <w:r>
-        <w:rPr>
-          <w:rFonts w:hint="eastAsia" w:ascii="Times New Roman" w:hAnsi="Times New Roman" w:eastAsia="Times New Roman" w:cs="Times New Roman"/>
-        </w:rPr>
-        <w:t>——</w:t>
-      </w:r>
-      <w:r>
-        <w:rPr>
-          <w:rFonts w:hint="eastAsia" w:ascii="Times New Roman" w:hAnsi="Times New Roman" w:eastAsia="SimHei" w:cs="Times New Roman"/>
-        </w:rPr>
-        <w:t>算之前先知道答案长什么样</w:t>
+        <w:t>量纲数量级与估算</w:t>
       </w:r>
     </w:p>
     <w:bookmarkStart w:id="12" w:name="一量纲不看数字先看它是什么东西"/>
@@ -166,6 +154,7 @@
       <w:pPr>
         <w:pStyle w:val="FirstParagraph"/>
         <w:spacing w:after="80"/>
+        <w:ind w:firstLine="420"/>
       </w:pPr>
       <w:r>
         <w:rPr>
@@ -222,6 +211,15 @@
         <w:tblStyle w:val="Table"/>
         <w:tblW w:type="auto" w:w="0"/>
         <w:tblLook w:firstRow="1" w:lastRow="0" w:firstColumn="0" w:lastColumn="0" w:noHBand="0" w:noVBand="0" w:val="0020"/>
+        <w:jc w:val="center"/>
+        <w:tblBorders>
+          <w:top w:val="single" w:sz="12" w:space="0" w:color="333333"/>
+          <w:bottom w:val="single" w:sz="12" w:space="0" w:color="333333"/>
+          <w:left w:val="none"/>
+          <w:right w:val="none"/>
+          <w:insideH w:val="none"/>
+          <w:insideV w:val="none"/>
+        </w:tblBorders>
       </w:tblPr>
       <w:tblGrid>
         <w:gridCol w:w="2640"/>
@@ -233,7 +231,11 @@
           <w:tblHeader w:val="on"/>
         </w:trPr>
         <w:tc>
-          <w:tcPr/>
+          <w:tcPr>
+            <w:tcBorders>
+              <w:bottom w:val="single" w:sz="6" w:space="0" w:color="333333"/>
+            </w:tcBorders>
+          </w:tcPr>
           <w:p>
             <w:pPr>
               <w:pStyle w:val="Compact"/>
@@ -249,7 +251,11 @@
           </w:p>
         </w:tc>
         <w:tc>
-          <w:tcPr/>
+          <w:tcPr>
+            <w:tcBorders>
+              <w:bottom w:val="single" w:sz="6" w:space="0" w:color="333333"/>
+            </w:tcBorders>
+          </w:tcPr>
           <w:p>
             <w:pPr>
               <w:pStyle w:val="Compact"/>
@@ -265,7 +271,11 @@
           </w:p>
         </w:tc>
         <w:tc>
-          <w:tcPr/>
+          <w:tcPr>
+            <w:tcBorders>
+              <w:bottom w:val="single" w:sz="6" w:space="0" w:color="333333"/>
+            </w:tcBorders>
+          </w:tcPr>
           <w:p>
             <w:pPr>
               <w:pStyle w:val="Compact"/>
@@ -487,6 +497,7 @@
       <w:pPr>
         <w:pStyle w:val="BodyText"/>
         <w:spacing w:before="120"/>
+        <w:ind w:firstLine="420"/>
       </w:pPr>
       <w:r>
         <w:rPr>
@@ -642,6 +653,7 @@
       <w:pPr>
         <w:pStyle w:val="FirstParagraph"/>
         <w:spacing w:after="80"/>
+        <w:ind w:firstLine="420"/>
       </w:pPr>
       <w:r>
         <w:rPr>
@@ -698,6 +710,15 @@
         <w:tblStyle w:val="Table"/>
         <w:tblW w:type="auto" w:w="0"/>
         <w:tblLook w:firstRow="1" w:lastRow="0" w:firstColumn="0" w:lastColumn="0" w:noHBand="0" w:noVBand="0" w:val="0020"/>
+        <w:jc w:val="center"/>
+        <w:tblBorders>
+          <w:top w:val="single" w:sz="12" w:space="0" w:color="333333"/>
+          <w:bottom w:val="single" w:sz="12" w:space="0" w:color="333333"/>
+          <w:left w:val="none"/>
+          <w:right w:val="none"/>
+          <w:insideH w:val="none"/>
+          <w:insideV w:val="none"/>
+        </w:tblBorders>
       </w:tblPr>
       <w:tblGrid>
         <w:gridCol w:w="1980"/>
@@ -710,7 +731,11 @@
           <w:tblHeader w:val="on"/>
         </w:trPr>
         <w:tc>
-          <w:tcPr/>
+          <w:tcPr>
+            <w:tcBorders>
+              <w:bottom w:val="single" w:sz="6" w:space="0" w:color="333333"/>
+            </w:tcBorders>
+          </w:tcPr>
           <w:p>
             <w:pPr>
               <w:pStyle w:val="Compact"/>
@@ -726,7 +751,11 @@
           </w:p>
         </w:tc>
         <w:tc>
-          <w:tcPr/>
+          <w:tcPr>
+            <w:tcBorders>
+              <w:bottom w:val="single" w:sz="6" w:space="0" w:color="333333"/>
+            </w:tcBorders>
+          </w:tcPr>
           <w:p>
             <w:pPr>
               <w:pStyle w:val="Compact"/>
@@ -742,7 +771,11 @@
           </w:p>
         </w:tc>
         <w:tc>
-          <w:tcPr/>
+          <w:tcPr>
+            <w:tcBorders>
+              <w:bottom w:val="single" w:sz="6" w:space="0" w:color="333333"/>
+            </w:tcBorders>
+          </w:tcPr>
           <w:p>
             <w:pPr>
               <w:pStyle w:val="Compact"/>
@@ -758,7 +791,11 @@
           </w:p>
         </w:tc>
         <w:tc>
-          <w:tcPr/>
+          <w:tcPr>
+            <w:tcBorders>
+              <w:bottom w:val="single" w:sz="6" w:space="0" w:color="333333"/>
+            </w:tcBorders>
+          </w:tcPr>
           <w:p>
             <w:pPr>
               <w:pStyle w:val="Compact"/>
@@ -1242,6 +1279,7 @@
       <w:pPr>
         <w:pStyle w:val="BodyText"/>
         <w:spacing w:before="120"/>
+        <w:ind w:firstLine="420"/>
       </w:pPr>
       <w:r>
         <w:rPr>
@@ -1581,6 +1619,15 @@
         <w:tblW w:type="pct" w:w="5000"/>
         <w:tblLayout w:type="fixed"/>
         <w:tblLook w:firstRow="1" w:lastRow="0" w:firstColumn="0" w:lastColumn="0" w:noHBand="0" w:noVBand="0" w:val="0020"/>
+        <w:jc w:val="center"/>
+        <w:tblBorders>
+          <w:top w:val="single" w:sz="12" w:space="0" w:color="333333"/>
+          <w:bottom w:val="single" w:sz="12" w:space="0" w:color="333333"/>
+          <w:left w:val="none"/>
+          <w:right w:val="none"/>
+          <w:insideH w:val="none"/>
+          <w:insideV w:val="none"/>
+        </w:tblBorders>
       </w:tblPr>
       <w:tblGrid>
         <w:gridCol w:w="2640"/>
@@ -1592,7 +1639,11 @@
           <w:tblHeader w:val="on"/>
         </w:trPr>
         <w:tc>
-          <w:tcPr/>
+          <w:tcPr>
+            <w:tcBorders>
+              <w:bottom w:val="single" w:sz="6" w:space="0" w:color="333333"/>
+            </w:tcBorders>
+          </w:tcPr>
           <w:p>
             <w:pPr>
               <w:pStyle w:val="Compact"/>
@@ -1608,7 +1659,11 @@
           </w:p>
         </w:tc>
         <w:tc>
-          <w:tcPr/>
+          <w:tcPr>
+            <w:tcBorders>
+              <w:bottom w:val="single" w:sz="6" w:space="0" w:color="333333"/>
+            </w:tcBorders>
+          </w:tcPr>
           <w:p>
             <w:pPr>
               <w:pStyle w:val="Compact"/>
@@ -1624,7 +1679,11 @@
           </w:p>
         </w:tc>
         <w:tc>
-          <w:tcPr/>
+          <w:tcPr>
+            <w:tcBorders>
+              <w:bottom w:val="single" w:sz="6" w:space="0" w:color="333333"/>
+            </w:tcBorders>
+          </w:tcPr>
           <w:p>
             <w:pPr>
               <w:pStyle w:val="Compact"/>
@@ -2590,8 +2649,9 @@
     </w:tbl>
     <w:p>
       <w:pPr>
-        <w:pStyle w:val="MethodologyBlock"/>
+        <w:pStyle w:val="BodyText"/>
         <w:spacing w:before="120"/>
+        <w:ind w:firstLine="420"/>
       </w:pPr>
       <w:r>
         <w:rPr>
@@ -2604,6 +2664,12 @@
           <w:rFonts w:ascii="Times New Roman" w:hAnsi="Times New Roman" w:eastAsia="Times New Roman" w:cs="Times New Roman"/>
         </w:rPr>
         <w:t xml:space="preserve"> </w:t>
+      </w:r>
+      <w:r>
+        <w:rPr>
+          <w:rFonts w:ascii="Times New Roman" w:hAnsi="Times New Roman" w:eastAsia="Times New Roman" w:cs="Times New Roman"/>
+        </w:rPr>
+        <w:t xml:space="preserve">&gt; </w:t>
       </w:r>
       <w:r>
         <w:rPr>
@@ -2872,6 +2938,12 @@
       </w:r>
       <w:r>
         <w:rPr>
+          <w:rFonts w:ascii="Times New Roman" w:hAnsi="Times New Roman" w:eastAsia="Times New Roman" w:cs="Times New Roman"/>
+        </w:rPr>
+        <w:t xml:space="preserve">&gt; </w:t>
+      </w:r>
+      <w:r>
+        <w:rPr>
           <w:rFonts w:hint="eastAsia" w:ascii="Times New Roman" w:hAnsi="Times New Roman" w:eastAsia="FangSong" w:cs="Times New Roman"/>
         </w:rPr>
         <w:t>其余都能临时推出来</w:t>
@@ -2895,7 +2967,7 @@
     </w:p>
     <w:bookmarkEnd w:id="11"/>
     <w:bookmarkEnd w:id="12"/>
-    <w:bookmarkStart w:id="16" w:name="二量纲一致性第一件武器"/>
+    <w:bookmarkStart w:id="16" w:name="二量纲一致性第一种检验方法"/>
     <w:p>
       <w:pPr>
         <w:pStyle w:val="Heading2"/>
@@ -2929,7 +3001,7 @@
         <w:rPr>
           <w:rFonts w:hint="eastAsia" w:ascii="Times New Roman" w:hAnsi="Times New Roman" w:eastAsia="SimHei" w:cs="Times New Roman"/>
         </w:rPr>
-        <w:t>第一件武器</w:t>
+        <w:t>第一种检验方法</w:t>
       </w:r>
     </w:p>
     <w:bookmarkStart w:id="13" w:name="两条规则整个量纲分析只有这两条"/>
@@ -2972,6 +3044,7 @@
     <w:p>
       <w:pPr>
         <w:pStyle w:val="FirstParagraph"/>
+        <w:ind w:firstLine="420"/>
       </w:pPr>
       <w:r>
         <w:rPr>
@@ -3157,6 +3230,7 @@
     <w:p>
       <w:pPr>
         <w:pStyle w:val="BodyText"/>
+        <w:ind w:firstLine="420"/>
       </w:pPr>
       <w:r>
         <w:rPr>
@@ -3328,6 +3402,7 @@
     <w:p>
       <w:pPr>
         <w:pStyle w:val="FirstParagraph"/>
+        <w:ind w:firstLine="420"/>
       </w:pPr>
       <w:r>
         <w:rPr>
@@ -3578,6 +3653,7 @@
     <w:p>
       <w:pPr>
         <w:pStyle w:val="FirstParagraph"/>
+        <w:ind w:firstLine="420"/>
       </w:pPr>
       <w:r>
         <w:rPr>
@@ -3756,6 +3832,7 @@
       <w:pPr>
         <w:pStyle w:val="BodyText"/>
         <w:spacing w:after="80"/>
+        <w:ind w:firstLine="420"/>
       </w:pPr>
       <w:r>
         <w:rPr>
@@ -3788,6 +3865,15 @@
         <w:tblW w:type="pct" w:w="5000"/>
         <w:tblLayout w:type="fixed"/>
         <w:tblLook w:firstRow="1" w:lastRow="0" w:firstColumn="0" w:lastColumn="0" w:noHBand="0" w:noVBand="0" w:val="0020"/>
+        <w:jc w:val="center"/>
+        <w:tblBorders>
+          <w:top w:val="single" w:sz="12" w:space="0" w:color="333333"/>
+          <w:bottom w:val="single" w:sz="12" w:space="0" w:color="333333"/>
+          <w:left w:val="none"/>
+          <w:right w:val="none"/>
+          <w:insideH w:val="none"/>
+          <w:insideV w:val="none"/>
+        </w:tblBorders>
       </w:tblPr>
       <w:tblGrid>
         <w:gridCol w:w="2640"/>
@@ -3799,7 +3885,11 @@
           <w:tblHeader w:val="on"/>
         </w:trPr>
         <w:tc>
-          <w:tcPr/>
+          <w:tcPr>
+            <w:tcBorders>
+              <w:bottom w:val="single" w:sz="6" w:space="0" w:color="333333"/>
+            </w:tcBorders>
+          </w:tcPr>
           <w:p>
             <w:pPr>
               <w:pStyle w:val="Compact"/>
@@ -3815,7 +3905,11 @@
           </w:p>
         </w:tc>
         <w:tc>
-          <w:tcPr/>
+          <w:tcPr>
+            <w:tcBorders>
+              <w:bottom w:val="single" w:sz="6" w:space="0" w:color="333333"/>
+            </w:tcBorders>
+          </w:tcPr>
           <w:p>
             <w:pPr>
               <w:pStyle w:val="Compact"/>
@@ -3831,7 +3925,11 @@
           </w:p>
         </w:tc>
         <w:tc>
-          <w:tcPr/>
+          <w:tcPr>
+            <w:tcBorders>
+              <w:bottom w:val="single" w:sz="6" w:space="0" w:color="333333"/>
+            </w:tcBorders>
+          </w:tcPr>
           <w:p>
             <w:pPr>
               <w:pStyle w:val="Compact"/>
@@ -4240,8 +4338,9 @@
     </w:tbl>
     <w:p>
       <w:pPr>
-        <w:pStyle w:val="MistakeBlock"/>
+        <w:pStyle w:val="BodyText"/>
         <w:spacing w:before="120"/>
+        <w:ind w:firstLine="420"/>
       </w:pPr>
       <w:r>
         <w:rPr>
@@ -4254,6 +4353,12 @@
           <w:rFonts w:ascii="Times New Roman" w:hAnsi="Times New Roman" w:eastAsia="Times New Roman" w:cs="Times New Roman"/>
         </w:rPr>
         <w:t xml:space="preserve"> </w:t>
+      </w:r>
+      <w:r>
+        <w:rPr>
+          <w:rFonts w:ascii="Times New Roman" w:hAnsi="Times New Roman" w:eastAsia="Times New Roman" w:cs="Times New Roman"/>
+        </w:rPr>
+        <w:t xml:space="preserve">&gt; </w:t>
       </w:r>
       <w:r>
         <w:rPr>
@@ -4530,6 +4635,12 @@
       </w:r>
       <w:r>
         <w:rPr>
+          <w:rFonts w:ascii="Times New Roman" w:hAnsi="Times New Roman" w:eastAsia="Times New Roman" w:cs="Times New Roman"/>
+        </w:rPr>
+        <w:t xml:space="preserve">&gt; </w:t>
+      </w:r>
+      <w:r>
+        <w:rPr>
           <w:rFonts w:hint="eastAsia" w:ascii="Times New Roman" w:hAnsi="Times New Roman" w:eastAsia="FangSong" w:cs="Times New Roman"/>
         </w:rPr>
         <w:t>这是错的</w:t>
@@ -4718,6 +4829,7 @@
     <w:p>
       <w:pPr>
         <w:pStyle w:val="FirstParagraph"/>
+        <w:ind w:firstLine="420"/>
       </w:pPr>
       <w:r>
         <w:rPr>
@@ -4874,6 +4986,7 @@
     <w:p>
       <w:pPr>
         <w:pStyle w:val="FirstParagraph"/>
+        <w:ind w:firstLine="420"/>
       </w:pPr>
       <w:r>
         <w:rPr>
@@ -5006,6 +5119,7 @@
     <w:p>
       <w:pPr>
         <w:pStyle w:val="BodyText"/>
+        <w:ind w:firstLine="420"/>
       </w:pPr>
       <w:r>
         <w:rPr>
@@ -5233,6 +5347,7 @@
           <w:ilvl w:val="0"/>
           <w:numId w:val="1001"/>
         </w:numPr>
+        <w:ind w:firstLine="420"/>
       </w:pPr>
       <w:r>
         <w:rPr>
@@ -5368,6 +5483,7 @@
           <w:ilvl w:val="0"/>
           <w:numId w:val="1001"/>
         </w:numPr>
+        <w:ind w:firstLine="420"/>
       </w:pPr>
       <w:r>
         <w:rPr>
@@ -5754,6 +5870,7 @@
     <w:p>
       <w:pPr>
         <w:pStyle w:val="FirstParagraph"/>
+        <w:ind w:firstLine="420"/>
       </w:pPr>
       <w:r>
         <w:rPr>
@@ -5785,6 +5902,7 @@
     <w:p>
       <w:pPr>
         <w:pStyle w:val="BodyText"/>
+        <w:ind w:firstLine="420"/>
       </w:pPr>
       <w:r>
         <w:rPr>
@@ -5909,6 +6027,7 @@
           <w:ilvl w:val="0"/>
           <w:numId w:val="1002"/>
         </w:numPr>
+        <w:ind w:firstLine="420"/>
       </w:pPr>
       <m:oMath>
         <m:r>
@@ -6222,6 +6341,7 @@
           <w:ilvl w:val="0"/>
           <w:numId w:val="1002"/>
         </w:numPr>
+        <w:ind w:firstLine="420"/>
       </w:pPr>
       <w:r>
         <w:rPr>
@@ -6411,6 +6531,7 @@
           <w:ilvl w:val="0"/>
           <w:numId w:val="1002"/>
         </w:numPr>
+        <w:ind w:firstLine="420"/>
       </w:pPr>
       <m:oMath>
         <m:r>
@@ -6456,6 +6577,7 @@
     <w:p>
       <w:pPr>
         <w:pStyle w:val="FirstParagraph"/>
+        <w:ind w:firstLine="420"/>
       </w:pPr>
       <w:r>
         <w:rPr>
@@ -6525,6 +6647,7 @@
     <w:p>
       <w:pPr>
         <w:pStyle w:val="BodyText"/>
+        <w:ind w:firstLine="420"/>
       </w:pPr>
       <w:r>
         <w:rPr>
@@ -6882,6 +7005,7 @@
     <w:p>
       <w:pPr>
         <w:pStyle w:val="FirstParagraph"/>
+        <w:ind w:firstLine="420"/>
       </w:pPr>
       <w:r>
         <w:rPr>
@@ -7296,6 +7420,7 @@
       <w:pPr>
         <w:pStyle w:val="FirstParagraph"/>
         <w:spacing w:after="80"/>
+        <w:ind w:firstLine="420"/>
       </w:pPr>
       <w:r>
         <w:rPr>
@@ -7345,6 +7470,15 @@
         <w:tblStyle w:val="Table"/>
         <w:tblW w:type="auto" w:w="0"/>
         <w:tblLook w:firstRow="1" w:lastRow="0" w:firstColumn="0" w:lastColumn="0" w:noHBand="0" w:noVBand="0" w:val="0020"/>
+        <w:jc w:val="center"/>
+        <w:tblBorders>
+          <w:top w:val="single" w:sz="12" w:space="0" w:color="333333"/>
+          <w:bottom w:val="single" w:sz="12" w:space="0" w:color="333333"/>
+          <w:left w:val="none"/>
+          <w:right w:val="none"/>
+          <w:insideH w:val="none"/>
+          <w:insideV w:val="none"/>
+        </w:tblBorders>
       </w:tblPr>
       <w:tblGrid>
         <w:gridCol w:w="2640"/>
@@ -7356,7 +7490,11 @@
           <w:tblHeader w:val="on"/>
         </w:trPr>
         <w:tc>
-          <w:tcPr/>
+          <w:tcPr>
+            <w:tcBorders>
+              <w:bottom w:val="single" w:sz="6" w:space="0" w:color="333333"/>
+            </w:tcBorders>
+          </w:tcPr>
           <w:p>
             <w:pPr>
               <w:pStyle w:val="Compact"/>
@@ -7384,7 +7522,11 @@
           </w:p>
         </w:tc>
         <w:tc>
-          <w:tcPr/>
+          <w:tcPr>
+            <w:tcBorders>
+              <w:bottom w:val="single" w:sz="6" w:space="0" w:color="333333"/>
+            </w:tcBorders>
+          </w:tcPr>
           <w:p>
             <w:pPr>
               <w:pStyle w:val="Compact"/>
@@ -7412,7 +7554,11 @@
           </w:p>
         </w:tc>
         <w:tc>
-          <w:tcPr/>
+          <w:tcPr>
+            <w:tcBorders>
+              <w:bottom w:val="single" w:sz="6" w:space="0" w:color="333333"/>
+            </w:tcBorders>
+          </w:tcPr>
           <w:p>
             <w:pPr>
               <w:pStyle w:val="Compact"/>
@@ -7717,6 +7863,7 @@
       <w:pPr>
         <w:pStyle w:val="BodyText"/>
         <w:spacing w:before="120"/>
+        <w:ind w:firstLine="420"/>
       </w:pPr>
       <w:r>
         <w:rPr>
@@ -7960,6 +8107,7 @@
     <w:p>
       <w:pPr>
         <w:pStyle w:val="BodyText"/>
+        <w:ind w:firstLine="420"/>
       </w:pPr>
       <w:r>
         <w:rPr>
@@ -7972,6 +8120,12 @@
           <w:rFonts w:ascii="Times New Roman" w:hAnsi="Times New Roman" w:eastAsia="Times New Roman" w:cs="Times New Roman"/>
         </w:rPr>
         <w:t xml:space="preserve"> </w:t>
+      </w:r>
+      <w:r>
+        <w:rPr>
+          <w:rFonts w:ascii="Times New Roman" w:hAnsi="Times New Roman" w:eastAsia="Times New Roman" w:cs="Times New Roman"/>
+        </w:rPr>
+        <w:t xml:space="preserve">&gt; </w:t>
       </w:r>
       <w:r>
         <w:rPr>
@@ -8191,6 +8345,12 @@
       </w:r>
       <w:r>
         <w:rPr>
+          <w:rFonts w:ascii="Times New Roman" w:hAnsi="Times New Roman" w:eastAsia="Times New Roman" w:cs="Times New Roman"/>
+        </w:rPr>
+        <w:t xml:space="preserve">&gt; </w:t>
+      </w:r>
+      <w:r>
+        <w:rPr>
           <w:rFonts w:hint="eastAsia" w:ascii="Times New Roman" w:hAnsi="Times New Roman" w:eastAsia="FangSong" w:cs="Times New Roman"/>
         </w:rPr>
         <w:t xml:space="preserve">例如二级为</w:t>
@@ -8438,6 +8598,7 @@
     <w:p>
       <w:pPr>
         <w:pStyle w:val="FirstParagraph"/>
+        <w:ind w:firstLine="420"/>
       </w:pPr>
       <w:r>
         <w:rPr>
@@ -8479,6 +8640,7 @@
     <w:p>
       <w:pPr>
         <w:pStyle w:val="BodyText"/>
+        <w:ind w:firstLine="420"/>
       </w:pPr>
       <w:r>
         <w:rPr>
@@ -8516,6 +8678,7 @@
     <w:p>
       <w:pPr>
         <w:pStyle w:val="BodyText"/>
+        <w:ind w:firstLine="420"/>
       </w:pPr>
       <w:r>
         <w:rPr>
@@ -8731,6 +8894,7 @@
       <w:pPr>
         <w:pStyle w:val="FirstParagraph"/>
         <w:spacing w:after="80"/>
+        <w:ind w:firstLine="420"/>
       </w:pPr>
       <w:r>
         <w:rPr>
@@ -8972,6 +9136,15 @@
         <w:tblStyle w:val="Table"/>
         <w:tblW w:type="auto" w:w="0"/>
         <w:tblLook w:firstRow="1" w:lastRow="0" w:firstColumn="0" w:lastColumn="0" w:noHBand="0" w:noVBand="0" w:val="0020"/>
+        <w:jc w:val="center"/>
+        <w:tblBorders>
+          <w:top w:val="single" w:sz="12" w:space="0" w:color="333333"/>
+          <w:bottom w:val="single" w:sz="12" w:space="0" w:color="333333"/>
+          <w:left w:val="none"/>
+          <w:right w:val="none"/>
+          <w:insideH w:val="none"/>
+          <w:insideV w:val="none"/>
+        </w:tblBorders>
       </w:tblPr>
       <w:tblGrid>
         <w:gridCol w:w="2640"/>
@@ -8983,7 +9156,11 @@
           <w:tblHeader w:val="on"/>
         </w:trPr>
         <w:tc>
-          <w:tcPr/>
+          <w:tcPr>
+            <w:tcBorders>
+              <w:bottom w:val="single" w:sz="6" w:space="0" w:color="333333"/>
+            </w:tcBorders>
+          </w:tcPr>
           <w:p>
             <w:pPr>
               <w:pStyle w:val="Compact"/>
@@ -8999,7 +9176,11 @@
           </w:p>
         </w:tc>
         <w:tc>
-          <w:tcPr/>
+          <w:tcPr>
+            <w:tcBorders>
+              <w:bottom w:val="single" w:sz="6" w:space="0" w:color="333333"/>
+            </w:tcBorders>
+          </w:tcPr>
           <w:p>
             <w:pPr>
               <w:pStyle w:val="Compact"/>
@@ -9015,7 +9196,11 @@
           </w:p>
         </w:tc>
         <w:tc>
-          <w:tcPr/>
+          <w:tcPr>
+            <w:tcBorders>
+              <w:bottom w:val="single" w:sz="6" w:space="0" w:color="333333"/>
+            </w:tcBorders>
+          </w:tcPr>
           <w:p>
             <w:pPr>
               <w:pStyle w:val="Compact"/>
@@ -9225,6 +9410,7 @@
       <w:pPr>
         <w:pStyle w:val="BodyText"/>
         <w:spacing w:before="120"/>
+        <w:ind w:firstLine="420"/>
       </w:pPr>
       <w:r>
         <w:rPr>
@@ -9520,6 +9706,7 @@
     <w:p>
       <w:pPr>
         <w:pStyle w:val="FirstParagraph"/>
+        <w:ind w:firstLine="420"/>
       </w:pPr>
       <w:r>
         <w:rPr>
@@ -9721,6 +9908,7 @@
     <w:p>
       <w:pPr>
         <w:pStyle w:val="FirstParagraph"/>
+        <w:ind w:firstLine="420"/>
       </w:pPr>
       <w:r>
         <w:rPr>
@@ -10187,6 +10375,7 @@
     <w:p>
       <w:pPr>
         <w:pStyle w:val="FirstParagraph"/>
+        <w:ind w:firstLine="420"/>
       </w:pPr>
       <w:r>
         <w:rPr>
@@ -10294,6 +10483,15 @@
         <w:tblW w:type="pct" w:w="5000"/>
         <w:tblLayout w:type="fixed"/>
         <w:tblLook w:firstRow="1" w:lastRow="0" w:firstColumn="0" w:lastColumn="0" w:noHBand="0" w:noVBand="0" w:val="0020"/>
+        <w:jc w:val="center"/>
+        <w:tblBorders>
+          <w:top w:val="single" w:sz="12" w:space="0" w:color="333333"/>
+          <w:bottom w:val="single" w:sz="12" w:space="0" w:color="333333"/>
+          <w:left w:val="none"/>
+          <w:right w:val="none"/>
+          <w:insideH w:val="none"/>
+          <w:insideV w:val="none"/>
+        </w:tblBorders>
       </w:tblPr>
       <w:tblGrid>
         <w:gridCol w:w="2640"/>
@@ -10305,7 +10503,11 @@
           <w:tblHeader w:val="on"/>
         </w:trPr>
         <w:tc>
-          <w:tcPr/>
+          <w:tcPr>
+            <w:tcBorders>
+              <w:bottom w:val="single" w:sz="6" w:space="0" w:color="333333"/>
+            </w:tcBorders>
+          </w:tcPr>
           <w:p>
             <w:pPr>
               <w:pStyle w:val="Compact"/>
@@ -10321,7 +10523,11 @@
           </w:p>
         </w:tc>
         <w:tc>
-          <w:tcPr/>
+          <w:tcPr>
+            <w:tcBorders>
+              <w:bottom w:val="single" w:sz="6" w:space="0" w:color="333333"/>
+            </w:tcBorders>
+          </w:tcPr>
           <w:p>
             <w:pPr>
               <w:pStyle w:val="Compact"/>
@@ -10337,7 +10543,11 @@
           </w:p>
         </w:tc>
         <w:tc>
-          <w:tcPr/>
+          <w:tcPr>
+            <w:tcBorders>
+              <w:bottom w:val="single" w:sz="6" w:space="0" w:color="333333"/>
+            </w:tcBorders>
+          </w:tcPr>
           <w:p>
             <w:pPr>
               <w:pStyle w:val="Compact"/>
@@ -11261,6 +11471,15 @@
         <w:tblStyle w:val="Table"/>
         <w:tblW w:type="auto" w:w="0"/>
         <w:tblLook w:firstRow="1" w:lastRow="0" w:firstColumn="0" w:lastColumn="0" w:noHBand="0" w:noVBand="0" w:val="0020"/>
+        <w:jc w:val="center"/>
+        <w:tblBorders>
+          <w:top w:val="single" w:sz="12" w:space="0" w:color="333333"/>
+          <w:bottom w:val="single" w:sz="12" w:space="0" w:color="333333"/>
+          <w:left w:val="none"/>
+          <w:right w:val="none"/>
+          <w:insideH w:val="none"/>
+          <w:insideV w:val="none"/>
+        </w:tblBorders>
       </w:tblPr>
       <w:tblGrid>
         <w:gridCol w:w="3960"/>
@@ -11271,7 +11490,11 @@
           <w:tblHeader w:val="on"/>
         </w:trPr>
         <w:tc>
-          <w:tcPr/>
+          <w:tcPr>
+            <w:tcBorders>
+              <w:bottom w:val="single" w:sz="6" w:space="0" w:color="333333"/>
+            </w:tcBorders>
+          </w:tcPr>
           <w:p>
             <w:pPr>
               <w:pStyle w:val="Compact"/>
@@ -11292,7 +11515,11 @@
           </w:p>
         </w:tc>
         <w:tc>
-          <w:tcPr/>
+          <w:tcPr>
+            <w:tcBorders>
+              <w:bottom w:val="single" w:sz="6" w:space="0" w:color="333333"/>
+            </w:tcBorders>
+          </w:tcPr>
           <w:p>
             <w:pPr>
               <w:pStyle w:val="Compact"/>
@@ -11577,8 +11804,9 @@
     </w:tbl>
     <w:p>
       <w:pPr>
-        <w:pStyle w:val="MistakeBlock"/>
+        <w:pStyle w:val="BodyText"/>
         <w:spacing w:before="120"/>
+        <w:ind w:firstLine="420"/>
       </w:pPr>
       <w:r>
         <w:rPr>
@@ -11596,7 +11824,7 @@
         <w:rPr>
           <w:rFonts w:ascii="Times New Roman" w:hAnsi="Times New Roman" w:eastAsia="Times New Roman" w:cs="Times New Roman"/>
         </w:rPr>
-        <w:t xml:space="preserve">Mortimer </w:t>
+        <w:t xml:space="preserve">&gt; Mortimer </w:t>
       </w:r>
       <w:r>
         <w:rPr>
@@ -11674,6 +11902,12 @@
       </w:r>
       <w:r>
         <w:rPr>
+          <w:rFonts w:ascii="Times New Roman" w:hAnsi="Times New Roman" w:eastAsia="Times New Roman" w:cs="Times New Roman"/>
+        </w:rPr>
+        <w:t xml:space="preserve">&gt; </w:t>
+      </w:r>
+      <w:r>
+        <w:rPr>
           <w:rFonts w:hint="eastAsia" w:ascii="Times New Roman" w:hAnsi="Times New Roman" w:eastAsia="FangSong" w:cs="Times New Roman"/>
         </w:rPr>
         <w:t xml:space="preserve">引用其中的数值时</w:t>
@@ -11767,6 +12001,12 @@
           <w:rFonts w:ascii="Times New Roman" w:hAnsi="Times New Roman" w:eastAsia="Times New Roman" w:cs="Times New Roman"/>
         </w:rPr>
         <w:t xml:space="preserve"> </w:t>
+      </w:r>
+      <w:r>
+        <w:rPr>
+          <w:rFonts w:ascii="Times New Roman" w:hAnsi="Times New Roman" w:eastAsia="Times New Roman" w:cs="Times New Roman"/>
+        </w:rPr>
+        <w:t xml:space="preserve">&gt; </w:t>
       </w:r>
       <w:r>
         <w:rPr>
@@ -11893,6 +12133,7 @@
           <w:ilvl w:val="0"/>
           <w:numId w:val="1003"/>
         </w:numPr>
+        <w:ind w:firstLine="420"/>
       </w:pPr>
       <w:r>
         <w:rPr>
@@ -12055,6 +12296,7 @@
           <w:ilvl w:val="0"/>
           <w:numId w:val="1003"/>
         </w:numPr>
+        <w:ind w:firstLine="420"/>
       </w:pPr>
       <w:r>
         <w:rPr>
@@ -12243,6 +12485,7 @@
           <w:ilvl w:val="0"/>
           <w:numId w:val="1003"/>
         </w:numPr>
+        <w:ind w:firstLine="420"/>
       </w:pPr>
       <w:r>
         <w:rPr>
@@ -12539,6 +12782,15 @@
         <w:tblW w:type="pct" w:w="5000"/>
         <w:tblLayout w:type="fixed"/>
         <w:tblLook w:firstRow="1" w:lastRow="0" w:firstColumn="0" w:lastColumn="0" w:noHBand="0" w:noVBand="0" w:val="0020"/>
+        <w:jc w:val="center"/>
+        <w:tblBorders>
+          <w:top w:val="single" w:sz="12" w:space="0" w:color="333333"/>
+          <w:bottom w:val="single" w:sz="12" w:space="0" w:color="333333"/>
+          <w:left w:val="none"/>
+          <w:right w:val="none"/>
+          <w:insideH w:val="none"/>
+          <w:insideV w:val="none"/>
+        </w:tblBorders>
       </w:tblPr>
       <w:tblGrid>
         <w:gridCol w:w="2640"/>
@@ -12550,7 +12802,11 @@
           <w:tblHeader w:val="on"/>
         </w:trPr>
         <w:tc>
-          <w:tcPr/>
+          <w:tcPr>
+            <w:tcBorders>
+              <w:bottom w:val="single" w:sz="6" w:space="0" w:color="333333"/>
+            </w:tcBorders>
+          </w:tcPr>
           <w:p>
             <w:pPr>
               <w:pStyle w:val="Compact"/>
@@ -12566,7 +12822,11 @@
           </w:p>
         </w:tc>
         <w:tc>
-          <w:tcPr/>
+          <w:tcPr>
+            <w:tcBorders>
+              <w:bottom w:val="single" w:sz="6" w:space="0" w:color="333333"/>
+            </w:tcBorders>
+          </w:tcPr>
           <w:p>
             <w:pPr>
               <w:pStyle w:val="Compact"/>
@@ -12582,7 +12842,11 @@
           </w:p>
         </w:tc>
         <w:tc>
-          <w:tcPr/>
+          <w:tcPr>
+            <w:tcBorders>
+              <w:bottom w:val="single" w:sz="6" w:space="0" w:color="333333"/>
+            </w:tcBorders>
+          </w:tcPr>
           <w:p>
             <w:pPr>
               <w:pStyle w:val="Compact"/>
@@ -12959,6 +13223,7 @@
       <w:pPr>
         <w:pStyle w:val="BodyText"/>
         <w:spacing w:before="120"/>
+        <w:ind w:firstLine="420"/>
       </w:pPr>
       <m:oMath>
         <m:oMathPr>
@@ -13149,6 +13414,7 @@
     <w:p>
       <w:pPr>
         <w:pStyle w:val="FirstParagraph"/>
+        <w:ind w:firstLine="420"/>
       </w:pPr>
       <w:r>
         <w:rPr>
@@ -13625,6 +13891,7 @@
     <w:p>
       <w:pPr>
         <w:pStyle w:val="BodyText"/>
+        <w:ind w:firstLine="420"/>
       </w:pPr>
       <w:r>
         <w:rPr>
@@ -13849,6 +14116,7 @@
     <w:p>
       <w:pPr>
         <w:pStyle w:val="BodyText"/>
+        <w:ind w:firstLine="420"/>
       </w:pPr>
       <w:r>
         <w:rPr>
@@ -14107,6 +14375,15 @@
         <w:tblW w:type="pct" w:w="5000"/>
         <w:tblLayout w:type="fixed"/>
         <w:tblLook w:firstRow="1" w:lastRow="0" w:firstColumn="0" w:lastColumn="0" w:noHBand="0" w:noVBand="0" w:val="0020"/>
+        <w:jc w:val="center"/>
+        <w:tblBorders>
+          <w:top w:val="single" w:sz="12" w:space="0" w:color="333333"/>
+          <w:bottom w:val="single" w:sz="12" w:space="0" w:color="333333"/>
+          <w:left w:val="none"/>
+          <w:right w:val="none"/>
+          <w:insideH w:val="none"/>
+          <w:insideV w:val="none"/>
+        </w:tblBorders>
       </w:tblPr>
       <w:tblGrid>
         <w:gridCol w:w="2640"/>
@@ -14118,7 +14395,11 @@
           <w:tblHeader w:val="on"/>
         </w:trPr>
         <w:tc>
-          <w:tcPr/>
+          <w:tcPr>
+            <w:tcBorders>
+              <w:bottom w:val="single" w:sz="6" w:space="0" w:color="333333"/>
+            </w:tcBorders>
+          </w:tcPr>
           <w:p>
             <w:pPr>
               <w:pStyle w:val="Compact"/>
@@ -14134,7 +14415,11 @@
           </w:p>
         </w:tc>
         <w:tc>
-          <w:tcPr/>
+          <w:tcPr>
+            <w:tcBorders>
+              <w:bottom w:val="single" w:sz="6" w:space="0" w:color="333333"/>
+            </w:tcBorders>
+          </w:tcPr>
           <w:p>
             <w:pPr>
               <w:pStyle w:val="Compact"/>
@@ -14150,7 +14435,11 @@
           </w:p>
         </w:tc>
         <w:tc>
-          <w:tcPr/>
+          <w:tcPr>
+            <w:tcBorders>
+              <w:bottom w:val="single" w:sz="6" w:space="0" w:color="333333"/>
+            </w:tcBorders>
+          </w:tcPr>
           <w:p>
             <w:pPr>
               <w:pStyle w:val="Compact"/>
@@ -14938,8 +15227,9 @@
     </w:tbl>
     <w:p>
       <w:pPr>
-        <w:pStyle w:val="MethodologyBlock"/>
+        <w:pStyle w:val="BodyText"/>
         <w:spacing w:before="120"/>
+        <w:ind w:firstLine="420"/>
       </w:pPr>
       <w:r>
         <w:rPr>
@@ -14955,6 +15245,18 @@
       </w:r>
       <w:r>
         <w:rPr>
+          <w:rFonts w:ascii="Times New Roman" w:hAnsi="Times New Roman" w:eastAsia="Times New Roman" w:cs="Times New Roman"/>
+        </w:rPr>
+        <w:t xml:space="preserve">&gt;</w:t>
+      </w:r>
+      <w:r>
+        <w:rPr>
+          <w:rFonts w:ascii="Times New Roman" w:hAnsi="Times New Roman" w:eastAsia="Times New Roman" w:cs="Times New Roman"/>
+        </w:rPr>
+        <w:t xml:space="preserve"> </w:t>
+      </w:r>
+      <w:r>
+        <w:rPr>
           <w:rStyle w:val="VerbatimChar"/>
           <w:rFonts w:ascii="Times New Roman" w:hAnsi="Times New Roman" w:eastAsia="Times New Roman" w:cs="Times New Roman"/>
         </w:rPr>
@@ -14983,6 +15285,12 @@
           <w:rFonts w:ascii="Times New Roman" w:hAnsi="Times New Roman" w:eastAsia="Times New Roman" w:cs="Times New Roman"/>
         </w:rPr>
         <w:t xml:space="preserve"> </w:t>
+      </w:r>
+      <w:r>
+        <w:rPr>
+          <w:rFonts w:ascii="Times New Roman" w:hAnsi="Times New Roman" w:eastAsia="Times New Roman" w:cs="Times New Roman"/>
+        </w:rPr>
+        <w:t xml:space="preserve">&gt; </w:t>
       </w:r>
       <w:r>
         <w:rPr>
@@ -15172,6 +15480,7 @@
     <w:p>
       <w:pPr>
         <w:pStyle w:val="FirstParagraph"/>
+        <w:ind w:firstLine="420"/>
       </w:pPr>
       <w:r>
         <w:rPr>
@@ -15237,6 +15546,7 @@
     <w:p>
       <w:pPr>
         <w:pStyle w:val="BodyText"/>
+        <w:ind w:firstLine="420"/>
       </w:pPr>
       <w:r>
         <w:rPr>
@@ -15727,6 +16037,7 @@
     <w:p>
       <w:pPr>
         <w:pStyle w:val="FirstParagraph"/>
+        <w:ind w:firstLine="420"/>
       </w:pPr>
       <w:r>
         <w:rPr>
@@ -15768,6 +16079,7 @@
     <w:p>
       <w:pPr>
         <w:pStyle w:val="BodyText"/>
+        <w:ind w:firstLine="420"/>
       </w:pPr>
       <w:r>
         <w:rPr>
@@ -16156,6 +16468,7 @@
     <w:p>
       <w:pPr>
         <w:pStyle w:val="FirstParagraph"/>
+        <w:ind w:firstLine="420"/>
       </w:pPr>
       <w:r>
         <w:rPr>
@@ -16382,6 +16695,7 @@
     <w:p>
       <w:pPr>
         <w:pStyle w:val="FirstParagraph"/>
+        <w:ind w:firstLine="420"/>
       </w:pPr>
       <w:r>
         <w:rPr>
@@ -16413,6 +16727,7 @@
     <w:p>
       <w:pPr>
         <w:pStyle w:val="BodyText"/>
+        <w:ind w:firstLine="420"/>
       </w:pPr>
       <w:r>
         <w:rPr>
@@ -16889,6 +17204,7 @@
     <w:p>
       <w:pPr>
         <w:pStyle w:val="FirstParagraph"/>
+        <w:ind w:firstLine="420"/>
       </w:pPr>
       <w:r>
         <w:rPr>
@@ -17202,6 +17518,7 @@
     <w:p>
       <w:pPr>
         <w:pStyle w:val="FirstParagraph"/>
+        <w:ind w:firstLine="420"/>
       </w:pPr>
       <w:r>
         <w:rPr>
@@ -17519,6 +17836,7 @@
       <w:pPr>
         <w:pStyle w:val="FirstParagraph"/>
         <w:spacing w:after="80"/>
+        <w:ind w:firstLine="420"/>
       </w:pPr>
       <w:r>
         <w:rPr>
@@ -17690,6 +18008,15 @@
         <w:tblStyle w:val="Table"/>
         <w:tblW w:type="auto" w:w="0"/>
         <w:tblLook w:firstRow="1" w:lastRow="0" w:firstColumn="0" w:lastColumn="0" w:noHBand="0" w:noVBand="0" w:val="0020"/>
+        <w:jc w:val="center"/>
+        <w:tblBorders>
+          <w:top w:val="single" w:sz="12" w:space="0" w:color="333333"/>
+          <w:bottom w:val="single" w:sz="12" w:space="0" w:color="333333"/>
+          <w:left w:val="none"/>
+          <w:right w:val="none"/>
+          <w:insideH w:val="none"/>
+          <w:insideV w:val="none"/>
+        </w:tblBorders>
       </w:tblPr>
       <w:tblGrid>
         <w:gridCol w:w="1980"/>
@@ -17702,7 +18029,11 @@
           <w:tblHeader w:val="on"/>
         </w:trPr>
         <w:tc>
-          <w:tcPr/>
+          <w:tcPr>
+            <w:tcBorders>
+              <w:bottom w:val="single" w:sz="6" w:space="0" w:color="333333"/>
+            </w:tcBorders>
+          </w:tcPr>
           <w:p>
             <w:pPr>
               <w:pStyle w:val="Compact"/>
@@ -17729,7 +18060,11 @@
           </w:p>
         </w:tc>
         <w:tc>
-          <w:tcPr/>
+          <w:tcPr>
+            <w:tcBorders>
+              <w:bottom w:val="single" w:sz="6" w:space="0" w:color="333333"/>
+            </w:tcBorders>
+          </w:tcPr>
           <w:p>
             <w:pPr>
               <w:pStyle w:val="Compact"/>
@@ -17750,7 +18085,11 @@
           </w:p>
         </w:tc>
         <w:tc>
-          <w:tcPr/>
+          <w:tcPr>
+            <w:tcBorders>
+              <w:bottom w:val="single" w:sz="6" w:space="0" w:color="333333"/>
+            </w:tcBorders>
+          </w:tcPr>
           <w:p>
             <w:pPr>
               <w:pStyle w:val="Compact"/>
@@ -17786,7 +18125,11 @@
           </w:p>
         </w:tc>
         <w:tc>
-          <w:tcPr/>
+          <w:tcPr>
+            <w:tcBorders>
+              <w:bottom w:val="single" w:sz="6" w:space="0" w:color="333333"/>
+            </w:tcBorders>
+          </w:tcPr>
           <w:p>
             <w:pPr>
               <w:pStyle w:val="Compact"/>
@@ -18083,8 +18426,9 @@
     </w:tbl>
     <w:p>
       <w:pPr>
-        <w:pStyle w:val="MethodologyBlock"/>
+        <w:pStyle w:val="BodyText"/>
         <w:spacing w:before="120"/>
+        <w:ind w:firstLine="420"/>
       </w:pPr>
       <w:r>
         <w:rPr>
@@ -18097,6 +18441,12 @@
           <w:rFonts w:ascii="Times New Roman" w:hAnsi="Times New Roman" w:eastAsia="Times New Roman" w:cs="Times New Roman"/>
         </w:rPr>
         <w:t xml:space="preserve"> </w:t>
+      </w:r>
+      <w:r>
+        <w:rPr>
+          <w:rFonts w:ascii="Times New Roman" w:hAnsi="Times New Roman" w:eastAsia="Times New Roman" w:cs="Times New Roman"/>
+        </w:rPr>
+        <w:t xml:space="preserve">&gt; </w:t>
       </w:r>
       <w:r>
         <w:rPr>
@@ -18372,6 +18722,15 @@
         <w:tblW w:type="pct" w:w="5000"/>
         <w:tblLayout w:type="fixed"/>
         <w:tblLook w:firstRow="1" w:lastRow="0" w:firstColumn="0" w:lastColumn="0" w:noHBand="0" w:noVBand="0" w:val="0020"/>
+        <w:jc w:val="center"/>
+        <w:tblBorders>
+          <w:top w:val="single" w:sz="12" w:space="0" w:color="333333"/>
+          <w:bottom w:val="single" w:sz="12" w:space="0" w:color="333333"/>
+          <w:left w:val="none"/>
+          <w:right w:val="none"/>
+          <w:insideH w:val="none"/>
+          <w:insideV w:val="none"/>
+        </w:tblBorders>
       </w:tblPr>
       <w:tblGrid>
         <w:gridCol w:w="2640"/>
@@ -18383,7 +18742,11 @@
           <w:tblHeader w:val="on"/>
         </w:trPr>
         <w:tc>
-          <w:tcPr/>
+          <w:tcPr>
+            <w:tcBorders>
+              <w:bottom w:val="single" w:sz="6" w:space="0" w:color="333333"/>
+            </w:tcBorders>
+          </w:tcPr>
           <w:p>
             <w:pPr>
               <w:pStyle w:val="Compact"/>
@@ -18399,7 +18762,11 @@
           </w:p>
         </w:tc>
         <w:tc>
-          <w:tcPr/>
+          <w:tcPr>
+            <w:tcBorders>
+              <w:bottom w:val="single" w:sz="6" w:space="0" w:color="333333"/>
+            </w:tcBorders>
+          </w:tcPr>
           <w:p>
             <w:pPr>
               <w:pStyle w:val="Compact"/>
@@ -18415,7 +18782,11 @@
           </w:p>
         </w:tc>
         <w:tc>
-          <w:tcPr/>
+          <w:tcPr>
+            <w:tcBorders>
+              <w:bottom w:val="single" w:sz="6" w:space="0" w:color="333333"/>
+            </w:tcBorders>
+          </w:tcPr>
           <w:p>
             <w:pPr>
               <w:pStyle w:val="Compact"/>
@@ -19055,6 +19426,7 @@
       <w:pPr>
         <w:pStyle w:val="BodyText"/>
         <w:spacing w:before="120"/>
+        <w:ind w:firstLine="420"/>
       </w:pPr>
       <w:r>
         <w:rPr>
@@ -19814,6 +20186,7 @@
     <w:p>
       <w:pPr>
         <w:pStyle w:val="FirstParagraph"/>
+        <w:ind w:firstLine="420"/>
       </w:pPr>
       <w:r>
         <w:rPr>
@@ -20333,6 +20706,7 @@
     <w:p>
       <w:pPr>
         <w:pStyle w:val="FirstParagraph"/>
+        <w:ind w:firstLine="420"/>
       </w:pPr>
       <w:r>
         <w:rPr>
@@ -20455,6 +20829,7 @@
     <w:p>
       <w:pPr>
         <w:pStyle w:val="BodyText"/>
+        <w:ind w:firstLine="420"/>
       </w:pPr>
       <w:r>
         <w:rPr>
@@ -21256,6 +21631,7 @@
     <w:p>
       <w:pPr>
         <w:pStyle w:val="BodyText"/>
+        <w:ind w:firstLine="420"/>
       </w:pPr>
       <w:r>
         <w:rPr>
@@ -21596,6 +21972,7 @@
     <w:p>
       <w:pPr>
         <w:pStyle w:val="BodyText"/>
+        <w:ind w:firstLine="420"/>
       </w:pPr>
       <w:r>
         <w:rPr>
@@ -21743,6 +22120,7 @@
     <w:p>
       <w:pPr>
         <w:pStyle w:val="BodyText"/>
+        <w:ind w:firstLine="420"/>
       </w:pPr>
       <m:oMath>
         <m:oMathPr>
@@ -21861,6 +22239,7 @@
     <w:p>
       <w:pPr>
         <w:pStyle w:val="BodyText"/>
+        <w:ind w:firstLine="420"/>
       </w:pPr>
       <w:r>
         <w:rPr>
@@ -21903,6 +22282,12 @@
           <w:rFonts w:ascii="Times New Roman" w:hAnsi="Times New Roman" w:eastAsia="Times New Roman" w:cs="Times New Roman"/>
         </w:rPr>
         <w:t xml:space="preserve"> </w:t>
+      </w:r>
+      <w:r>
+        <w:rPr>
+          <w:rFonts w:ascii="Times New Roman" w:hAnsi="Times New Roman" w:eastAsia="Times New Roman" w:cs="Times New Roman"/>
+        </w:rPr>
+        <w:t xml:space="preserve">&gt; </w:t>
       </w:r>
       <w:r>
         <w:rPr>
@@ -22036,6 +22421,12 @@
       </w:r>
       <w:r>
         <w:rPr>
+          <w:rFonts w:ascii="Times New Roman" w:hAnsi="Times New Roman" w:eastAsia="Times New Roman" w:cs="Times New Roman"/>
+        </w:rPr>
+        <w:t xml:space="preserve">&gt; </w:t>
+      </w:r>
+      <w:r>
+        <w:rPr>
           <w:rFonts w:hint="eastAsia" w:ascii="Times New Roman" w:hAnsi="Times New Roman" w:eastAsia="FangSong" w:cs="Times New Roman"/>
         </w:rPr>
         <w:t xml:space="preserve">但</w:t>
@@ -22207,6 +22598,18 @@
       </w:r>
       <w:r>
         <w:rPr>
+          <w:rFonts w:ascii="Times New Roman" w:hAnsi="Times New Roman" w:eastAsia="Times New Roman" w:cs="Times New Roman"/>
+        </w:rPr>
+        <w:t xml:space="preserve">&gt;</w:t>
+      </w:r>
+      <w:r>
+        <w:rPr>
+          <w:rFonts w:ascii="Times New Roman" w:hAnsi="Times New Roman" w:eastAsia="Times New Roman" w:cs="Times New Roman"/>
+        </w:rPr>
+        <w:t xml:space="preserve"> </w:t>
+      </w:r>
+      <w:r>
+        <w:rPr>
           <w:rFonts w:hint="eastAsia" w:ascii="Times New Roman" w:hAnsi="Times New Roman" w:eastAsia="FangSong" w:cs="Times New Roman"/>
           <w:b/>
           <w:bCs/>
@@ -22250,7 +22653,7 @@
     </w:p>
     <w:bookmarkEnd w:id="39"/>
     <w:bookmarkEnd w:id="40"/>
-    <w:bookmarkStart w:id="44" w:name="八选择题的秒杀量纲与量级排除"/>
+    <w:bookmarkStart w:id="44" w:name="八选择题的快速排除量纲与量级"/>
     <w:p>
       <w:pPr>
         <w:pStyle w:val="Heading2"/>
@@ -22272,7 +22675,7 @@
         <w:rPr>
           <w:rFonts w:hint="eastAsia" w:ascii="Times New Roman" w:hAnsi="Times New Roman" w:eastAsia="SimHei" w:cs="Times New Roman"/>
         </w:rPr>
-        <w:t>选择题的秒杀</w:t>
+        <w:t>选择题的快速排除</w:t>
       </w:r>
       <w:r>
         <w:rPr>
@@ -22284,7 +22687,7 @@
         <w:rPr>
           <w:rFonts w:hint="eastAsia" w:ascii="Times New Roman" w:hAnsi="Times New Roman" w:eastAsia="SimHei" w:cs="Times New Roman"/>
         </w:rPr>
-        <w:t>量纲与量级排除</w:t>
+        <w:t>量纲与量级</w:t>
       </w:r>
     </w:p>
     <w:bookmarkStart w:id="41" w:name="量纲排除最快"/>
@@ -22327,6 +22730,7 @@
     <w:p>
       <w:pPr>
         <w:pStyle w:val="FirstParagraph"/>
+        <w:ind w:firstLine="420"/>
       </w:pPr>
       <w:r>
         <w:rPr>
@@ -22638,6 +23042,7 @@
     <w:p>
       <w:pPr>
         <w:pStyle w:val="FirstParagraph"/>
+        <w:ind w:firstLine="420"/>
       </w:pPr>
       <w:r>
         <w:rPr>
@@ -23236,6 +23641,7 @@
     <w:p>
       <w:pPr>
         <w:pStyle w:val="FirstParagraph"/>
+        <w:ind w:firstLine="420"/>
       </w:pPr>
       <w:r>
         <w:rPr>
@@ -23700,6 +24106,7 @@
     <w:p>
       <w:pPr>
         <w:pStyle w:val="BodyText"/>
+        <w:ind w:firstLine="420"/>
       </w:pPr>
       <w:r>
         <w:rPr>
@@ -23735,7 +24142,7 @@
         <w:rPr>
           <w:rFonts w:ascii="Times New Roman" w:hAnsi="Times New Roman" w:eastAsia="Times New Roman" w:cs="Times New Roman"/>
         </w:rPr>
-        <w:t xml:space="preserve">1.</w:t>
+        <w:t xml:space="preserve">&gt; 1.</w:t>
       </w:r>
       <w:r>
         <w:rPr>
@@ -23803,7 +24210,7 @@
         <w:rPr>
           <w:rFonts w:ascii="Times New Roman" w:hAnsi="Times New Roman" w:eastAsia="Times New Roman" w:cs="Times New Roman"/>
         </w:rPr>
-        <w:t xml:space="preserve">2.</w:t>
+        <w:t xml:space="preserve">&gt; 2.</w:t>
       </w:r>
       <w:r>
         <w:rPr>
@@ -23859,7 +24266,7 @@
         <w:rPr>
           <w:rFonts w:ascii="Times New Roman" w:hAnsi="Times New Roman" w:eastAsia="Times New Roman" w:cs="Times New Roman"/>
         </w:rPr>
-        <w:t xml:space="preserve">3.</w:t>
+        <w:t xml:space="preserve">&gt; 3.</w:t>
       </w:r>
       <w:r>
         <w:rPr>
@@ -23963,7 +24370,7 @@
         <w:rPr>
           <w:rFonts w:ascii="Times New Roman" w:hAnsi="Times New Roman" w:eastAsia="Times New Roman" w:cs="Times New Roman"/>
         </w:rPr>
-        <w:t xml:space="preserve">4.</w:t>
+        <w:t xml:space="preserve">&gt; 4.</w:t>
       </w:r>
       <w:r>
         <w:rPr>
@@ -24067,6 +24474,7 @@
     <w:p>
       <w:pPr>
         <w:pStyle w:val="FirstParagraph"/>
+        <w:ind w:firstLine="420"/>
       </w:pPr>
       <w:r>
         <w:rPr>
@@ -24134,6 +24542,7 @@
           <w:ilvl w:val="0"/>
           <w:numId w:val="1004"/>
         </w:numPr>
+        <w:ind w:firstLine="420"/>
       </w:pPr>
       <w:r>
         <w:rPr>
@@ -24147,7 +24556,7 @@
         <w:rPr>
           <w:rFonts w:hint="eastAsia" w:ascii="Times New Roman" w:hAnsi="Times New Roman" w:eastAsia="FangSong" w:cs="Times New Roman"/>
         </w:rPr>
-        <w:t>是第一件武器</w:t>
+        <w:t>是第一种检验方法</w:t>
       </w:r>
       <w:r>
         <w:rPr>
@@ -24187,6 +24596,7 @@
           <w:ilvl w:val="0"/>
           <w:numId w:val="1004"/>
         </w:numPr>
+        <w:ind w:firstLine="420"/>
       </w:pPr>
       <w:r>
         <w:rPr>
@@ -24246,6 +24656,7 @@
           <w:ilvl w:val="0"/>
           <w:numId w:val="1004"/>
         </w:numPr>
+        <w:ind w:firstLine="420"/>
       </w:pPr>
       <w:r>
         <w:rPr>
@@ -24404,6 +24815,7 @@
           <w:ilvl w:val="0"/>
           <w:numId w:val="1004"/>
         </w:numPr>
+        <w:ind w:firstLine="420"/>
       </w:pPr>
       <w:r>
         <w:rPr>
@@ -24447,6 +24859,7 @@
     <w:p>
       <w:pPr>
         <w:pStyle w:val="FirstParagraph"/>
+        <w:ind w:firstLine="420"/>
       </w:pPr>
       <w:r>
         <w:rPr>
@@ -24529,6 +24942,15 @@
         <w:tblW w:type="pct" w:w="5000"/>
         <w:tblLayout w:type="fixed"/>
         <w:tblLook w:firstRow="1" w:lastRow="0" w:firstColumn="0" w:lastColumn="0" w:noHBand="0" w:noVBand="0" w:val="0020"/>
+        <w:jc w:val="center"/>
+        <w:tblBorders>
+          <w:top w:val="single" w:sz="12" w:space="0" w:color="333333"/>
+          <w:bottom w:val="single" w:sz="12" w:space="0" w:color="333333"/>
+          <w:left w:val="none"/>
+          <w:right w:val="none"/>
+          <w:insideH w:val="none"/>
+          <w:insideV w:val="none"/>
+        </w:tblBorders>
       </w:tblPr>
       <w:tblGrid>
         <w:gridCol w:w="2640"/>
@@ -24540,7 +24962,11 @@
           <w:tblHeader w:val="on"/>
         </w:trPr>
         <w:tc>
-          <w:tcPr/>
+          <w:tcPr>
+            <w:tcBorders>
+              <w:bottom w:val="single" w:sz="6" w:space="0" w:color="333333"/>
+            </w:tcBorders>
+          </w:tcPr>
           <w:p>
             <w:pPr>
               <w:pStyle w:val="Compact"/>
@@ -24556,7 +24982,11 @@
           </w:p>
         </w:tc>
         <w:tc>
-          <w:tcPr/>
+          <w:tcPr>
+            <w:tcBorders>
+              <w:bottom w:val="single" w:sz="6" w:space="0" w:color="333333"/>
+            </w:tcBorders>
+          </w:tcPr>
           <w:p>
             <w:pPr>
               <w:pStyle w:val="Compact"/>
@@ -24572,7 +25002,11 @@
           </w:p>
         </w:tc>
         <w:tc>
-          <w:tcPr/>
+          <w:tcPr>
+            <w:tcBorders>
+              <w:bottom w:val="single" w:sz="6" w:space="0" w:color="333333"/>
+            </w:tcBorders>
+          </w:tcPr>
           <w:p>
             <w:pPr>
               <w:pStyle w:val="Compact"/>
@@ -25997,6 +26431,7 @@
     <w:p>
       <w:pPr>
         <w:pStyle w:val="FirstParagraph"/>
+        <w:ind w:firstLine="420"/>
       </w:pPr>
       <w:r>
         <w:rPr>
@@ -26163,6 +26598,7 @@
     <w:p>
       <w:pPr>
         <w:pStyle w:val="BodyText"/>
+        <w:ind w:firstLine="420"/>
       </w:pPr>
       <w:r>
         <w:rPr>
@@ -26391,6 +26827,7 @@
     <w:p>
       <w:pPr>
         <w:pStyle w:val="BodyText"/>
+        <w:ind w:firstLine="420"/>
       </w:pPr>
       <w:r>
         <w:rPr>
@@ -26636,6 +27073,7 @@
     <w:p>
       <w:pPr>
         <w:pStyle w:val="BodyText"/>
+        <w:ind w:firstLine="420"/>
       </w:pPr>
       <w:r>
         <w:rPr>
@@ -26783,6 +27221,7 @@
     <w:p>
       <w:pPr>
         <w:pStyle w:val="BodyText"/>
+        <w:ind w:firstLine="420"/>
       </w:pPr>
       <w:r>
         <w:rPr>
@@ -26968,6 +27407,7 @@
     <w:p>
       <w:pPr>
         <w:pStyle w:val="BodyText"/>
+        <w:ind w:firstLine="420"/>
       </w:pPr>
       <w:r>
         <w:rPr>
@@ -27192,6 +27632,7 @@
     <w:p>
       <w:pPr>
         <w:pStyle w:val="FirstParagraph"/>
+        <w:ind w:firstLine="420"/>
       </w:pPr>
       <w:r>
         <w:rPr>
@@ -27349,6 +27790,7 @@
     <w:p>
       <w:pPr>
         <w:pStyle w:val="BodyText"/>
+        <w:ind w:firstLine="420"/>
       </w:pPr>
       <w:r>
         <w:rPr>
@@ -27552,6 +27994,7 @@
     <w:p>
       <w:pPr>
         <w:pStyle w:val="BodyText"/>
+        <w:ind w:firstLine="420"/>
       </w:pPr>
       <w:r>
         <w:rPr>
@@ -27652,6 +28095,7 @@
     <w:p>
       <w:pPr>
         <w:pStyle w:val="BodyText"/>
+        <w:ind w:firstLine="420"/>
       </w:pPr>
       <w:r>
         <w:rPr>
@@ -27796,6 +28240,7 @@
     <w:p>
       <w:pPr>
         <w:pStyle w:val="BodyText"/>
+        <w:ind w:firstLine="420"/>
       </w:pPr>
       <w:r>
         <w:rPr>
@@ -27970,6 +28415,7 @@
     <w:p>
       <w:pPr>
         <w:pStyle w:val="BodyText"/>
+        <w:ind w:firstLine="420"/>
       </w:pPr>
       <w:r>
         <w:rPr>
@@ -28181,6 +28627,7 @@
     <w:p>
       <w:pPr>
         <w:pStyle w:val="FirstParagraph"/>
+        <w:ind w:firstLine="420"/>
       </w:pPr>
       <w:r>
         <w:rPr>
@@ -28462,6 +28909,7 @@
     <w:p>
       <w:pPr>
         <w:pStyle w:val="BodyText"/>
+        <w:ind w:firstLine="420"/>
       </w:pPr>
       <w:r>
         <w:rPr>
@@ -28641,6 +29089,7 @@
     <w:p>
       <w:pPr>
         <w:pStyle w:val="BodyText"/>
+        <w:ind w:firstLine="420"/>
       </w:pPr>
       <w:r>
         <w:rPr>
@@ -29012,6 +29461,7 @@
     <w:p>
       <w:pPr>
         <w:pStyle w:val="BodyText"/>
+        <w:ind w:firstLine="420"/>
       </w:pPr>
       <w:r>
         <w:rPr>
@@ -29117,6 +29567,7 @@
     <w:p>
       <w:pPr>
         <w:pStyle w:val="BodyText"/>
+        <w:ind w:firstLine="420"/>
       </w:pPr>
       <w:r>
         <w:rPr>
@@ -29462,6 +29913,7 @@
     <w:p>
       <w:pPr>
         <w:pStyle w:val="BodyText"/>
+        <w:ind w:firstLine="420"/>
       </w:pPr>
       <w:r>
         <w:rPr>
@@ -29843,7 +30295,7 @@
         <w:color w:val="000000"/>
         <w:sz w:val="18"/>
       </w:rPr>
-      <w:t xml:space="preserve">第6讲：量纲、数量级与估算——算之前先知道答案长什么样</w:t>
+      <w:t xml:space="preserve">数学工具-第6讲-量纲数量级与估算</w:t>
     </w:r>
   </w:p>
   <w:p>
@@ -30785,30 +31237,6 @@
       <ns0:color ns0:themeColor="accent1" ns0:themeShade="BF" ns0:val="365F91"/>
     </ns0:rPr>
   </ns0:style>
-  <w:style w:type="paragraph" w:customStyle="1" w:styleId="BodyText">
-    <w:name w:val="Body Text"/>
-    <w:basedOn w:val="BodyText"/>
-    <w:qFormat/>
-    <ns0:rPr>
-      <w:rFonts ns0:ascii="Times New Roman" ns0:hAnsi="Times New Roman" ns0:eastAsia="FangSong" ns0:cs="Times New Roman"/>
-    </ns0:rPr>
-  </w:style>
-  <w:style w:type="paragraph" w:customStyle="1" w:styleId="MethodologyBlock">
-    <w:name w:val="Methodology Block"/>
-    <w:basedOn w:val="BodyText"/>
-    <w:qFormat/>
-    <ns0:rPr>
-      <w:rFonts ns0:ascii="Times New Roman" ns0:hAnsi="Times New Roman" ns0:eastAsia="FangSong" ns0:cs="Times New Roman"/>
-    </ns0:rPr>
-  </w:style>
-  <w:style w:type="paragraph" w:customStyle="1" w:styleId="MistakeBlock">
-    <w:name w:val="Mistake Block"/>
-    <w:basedOn w:val="BodyText"/>
-    <w:qFormat/>
-    <ns0:rPr>
-      <w:rFonts ns0:ascii="Times New Roman" ns0:hAnsi="Times New Roman" ns0:eastAsia="FangSong" ns0:cs="Times New Roman"/>
-    </ns0:rPr>
-  </w:style>
   <w:style w:type="paragraph" w:customStyle="1" w:styleId="SourceCode">
     <w:name w:val="Source Code"/>
     <w:basedOn w:val="Normal"/>
